--- a/Here is a breakdown of the specialized features now integrated into your Office Task Ledger Pro.docx
+++ b/Here is a breakdown of the specialized features now integrated into your Office Task Ledger Pro.docx
@@ -11745,14 +11745,120 @@
       </w:r>
     </w:p>
     <w:p>
-      <w:r>
+      <w:pPr>
         <w:rPr>
           <w:rFonts w:ascii="Arial" w:hAnsi="Arial" w:cs="Arial"/>
           <w:color w:val="E3E3E3"/>
           <w:sz w:val="20"/>
           <w:shd w:val="clear" w:color="auto" w:fill="1E1F20"/>
         </w:rPr>
+      </w:pPr>
+      <w:r>
+        <w:rPr>
+          <w:rFonts w:ascii="Arial" w:hAnsi="Arial" w:cs="Arial"/>
+          <w:color w:val="E3E3E3"/>
+          <w:sz w:val="20"/>
+          <w:shd w:val="clear" w:color="auto" w:fill="1E1F20"/>
+        </w:rPr>
         <w:t>The full coding with build command</w:t>
+      </w:r>
+    </w:p>
+    <w:p>
+      <w:pPr>
+        <w:rPr>
+          <w:rFonts w:ascii="Arial" w:hAnsi="Arial" w:cs="Arial"/>
+          <w:color w:val="E3E3E3"/>
+          <w:shd w:val="clear" w:color="auto" w:fill="282A2C"/>
+        </w:rPr>
+      </w:pPr>
+      <w:r>
+        <w:rPr>
+          <w:rFonts w:ascii="Arial" w:hAnsi="Arial" w:cs="Arial"/>
+          <w:color w:val="E3E3E3"/>
+          <w:shd w:val="clear" w:color="auto" w:fill="282A2C"/>
+        </w:rPr>
+        <w:t xml:space="preserve">Keep every data and features as it is </w:t>
+      </w:r>
+      <w:proofErr w:type="spellStart"/>
+      <w:r>
+        <w:rPr>
+          <w:rFonts w:ascii="Arial" w:hAnsi="Arial" w:cs="Arial"/>
+          <w:color w:val="E3E3E3"/>
+          <w:shd w:val="clear" w:color="auto" w:fill="282A2C"/>
+        </w:rPr>
+        <w:t>untill</w:t>
+      </w:r>
+      <w:proofErr w:type="spellEnd"/>
+      <w:r>
+        <w:rPr>
+          <w:rFonts w:ascii="Arial" w:hAnsi="Arial" w:cs="Arial"/>
+          <w:color w:val="E3E3E3"/>
+          <w:shd w:val="clear" w:color="auto" w:fill="282A2C"/>
+        </w:rPr>
+        <w:t xml:space="preserve"> we discuss</w:t>
+      </w:r>
+    </w:p>
+    <w:p>
+      <w:pPr>
+        <w:rPr>
+          <w:rFonts w:ascii="Arial" w:hAnsi="Arial" w:cs="Arial"/>
+          <w:color w:val="E3E3E3"/>
+          <w:shd w:val="clear" w:color="auto" w:fill="282A2C"/>
+        </w:rPr>
+      </w:pPr>
+      <w:r>
+        <w:rPr>
+          <w:rFonts w:ascii="Arial" w:hAnsi="Arial" w:cs="Arial"/>
+          <w:color w:val="E3E3E3"/>
+          <w:shd w:val="clear" w:color="auto" w:fill="282A2C"/>
+        </w:rPr>
+        <w:t xml:space="preserve">Please do not </w:t>
+      </w:r>
+      <w:proofErr w:type="spellStart"/>
+      <w:r>
+        <w:rPr>
+          <w:rFonts w:ascii="Arial" w:hAnsi="Arial" w:cs="Arial"/>
+          <w:color w:val="E3E3E3"/>
+          <w:shd w:val="clear" w:color="auto" w:fill="282A2C"/>
+        </w:rPr>
+        <w:t>not</w:t>
+      </w:r>
+      <w:proofErr w:type="spellEnd"/>
+      <w:r>
+        <w:rPr>
+          <w:rFonts w:ascii="Arial" w:hAnsi="Arial" w:cs="Arial"/>
+          <w:color w:val="E3E3E3"/>
+          <w:shd w:val="clear" w:color="auto" w:fill="282A2C"/>
+        </w:rPr>
+        <w:t xml:space="preserve"> the main uploaded coding </w:t>
+      </w:r>
+      <w:proofErr w:type="spellStart"/>
+      <w:r>
+        <w:rPr>
+          <w:rFonts w:ascii="Arial" w:hAnsi="Arial" w:cs="Arial"/>
+          <w:color w:val="E3E3E3"/>
+          <w:shd w:val="clear" w:color="auto" w:fill="282A2C"/>
+        </w:rPr>
+        <w:t>untill</w:t>
+      </w:r>
+      <w:proofErr w:type="spellEnd"/>
+      <w:r>
+        <w:rPr>
+          <w:rFonts w:ascii="Arial" w:hAnsi="Arial" w:cs="Arial"/>
+          <w:color w:val="E3E3E3"/>
+          <w:shd w:val="clear" w:color="auto" w:fill="282A2C"/>
+        </w:rPr>
+        <w:t xml:space="preserve"> we discuss</w:t>
+      </w:r>
+    </w:p>
+    <w:p>
+      <w:r>
+        <w:rPr>
+          <w:rFonts w:ascii="Arial" w:hAnsi="Arial" w:cs="Arial"/>
+          <w:color w:val="E3E3E3"/>
+          <w:shd w:val="clear" w:color="auto" w:fill="282A2C"/>
+        </w:rPr>
+        <w:t>Strictly keep in mind that the changes we discuss only to in coding not other things</w:t>
       </w:r>
     </w:p>
     <w:sectPr>
@@ -14522,7 +14628,7 @@
   <a:extraClrSchemeLst/>
   <a:extLst>
     <a:ext uri="{05A4C25C-085E-4340-85A3-A5531E510DB2}">
-      <thm15:themeFamily xmlns:thm15="http://schemas.microsoft.com/office/thememl/2012/main" xmlns="" name="Office Theme" id="{62F939B6-93AF-4DB8-9C6B-D6C7DFDC589F}" vid="{4A3C46E8-61CC-4603-A589-7422A47A8E4A}"/>
+      <thm15:themeFamily xmlns="" xmlns:thm15="http://schemas.microsoft.com/office/thememl/2012/main" name="Office Theme" id="{62F939B6-93AF-4DB8-9C6B-D6C7DFDC589F}" vid="{4A3C46E8-61CC-4603-A589-7422A47A8E4A}"/>
     </a:ext>
   </a:extLst>
 </a:theme>
